--- a/ru/discovery-articles/1.10 Металлургия.docx
+++ b/ru/discovery-articles/1.10 Металлургия.docx
@@ -4,13 +4,20 @@
   <w:body>
     <w:p>
       <w:pPr>
-        <w:spacing w:before="0" w:after="80"/>
+        <w:pStyle w:val="Title"/>
+        <w:widowControl/>
+      </w:pPr>
+      <w:r>
+        <w:t>1.10 Металлургия</w:t>
+      </w:r>
+    </w:p>
+    <w:p>
+      <w:pPr>
+        <w:keepNext/>
+        <w:widowControl/>
       </w:pPr>
       <w:r>
         <w:rPr>
-          <w:rFonts w:ascii="Calibri" w:hAnsi="Calibri" w:cs="Calibri"/>
-          <w:b/>
-          <w:color w:val="2E74B5"/>
           <w:sz w:val="20"/>
         </w:rPr>
         <w:t>1. Основы цивилизации</w:t>
@@ -19,121 +26,81 @@
     <w:p>
       <w:pPr>
         <w:keepNext/>
-        <w:spacing w:before="0" w:after="120"/>
+        <w:widowControl/>
       </w:pPr>
       <w:r>
         <w:rPr>
-          <w:rFonts w:ascii="Calibri" w:hAnsi="Calibri" w:cs="Calibri"/>
-          <w:b/>
-          <w:color w:val="0B2545"/>
-          <w:sz w:val="48"/>
+          <w:sz w:val="20"/>
         </w:rPr>
-        <w:t>1.10 Металлургия</w:t>
+        <w:t>Период: примерно с 5000 года до н. э. — медь; около 3000 года до н. э. — бронза; примерно с 1200 года до н. э. — железный век в разных регионах | Основные участники: несколько ранних центров на Ближнем Востоке, в Анатолии, Китае и Африке; позднее — традиции обработки железа и стали по всему миру</w:t>
       </w:r>
     </w:p>
     <w:p>
       <w:pPr>
-        <w:spacing w:before="0" w:after="200" w:line="276" w:lineRule="auto"/>
+        <w:widowControl/>
       </w:pPr>
       <w:r>
-        <w:rPr>
-          <w:rFonts w:ascii="Calibri" w:hAnsi="Calibri" w:cs="Calibri"/>
-          <w:i/>
-          <w:color w:val="666666"/>
-          <w:sz w:val="21"/>
-        </w:rPr>
-        <w:t>Период: с V тысячелетия до н. э. — медь; около 3000 г. до н. э. — бронза; примерно с 1200 г. до н. э. — региональные железные века | Основные центры: Ближний Восток, Анатолия, Китай и Африка; позднее — традиции обработки железа и стали по всему миру</w:t>
-      </w:r>
-    </w:p>
-    <w:p>
-      <w:pPr>
-        <w:spacing w:before="0" w:after="200" w:line="300" w:lineRule="auto"/>
-      </w:pPr>
-      <w:r>
-        <w:rPr>
-          <w:rFonts w:ascii="Calibri" w:hAnsi="Calibri" w:cs="Calibri"/>
-          <w:color w:val="0B2545"/>
-          <w:sz w:val="23"/>
-        </w:rPr>
-        <w:t>Металлургия — искусство извлекать металлы из руды и придавать им нужную форму с помощью огня и инструментов. Медь, бронза, железо и сталь превратили неприметные минералы в прочные клинки, плуги, гвозди и машины.</w:t>
+        <w:t>Металлургия — получение металлов из руды и их обработка с помощью нагрева и инструментов. Медь, бронза, железо и сталь позволили превращать природное сырьё в прочные клинки, плуги, гвозди и машины.</w:t>
       </w:r>
     </w:p>
     <w:p>
       <w:pPr>
         <w:pStyle w:val="Heading1"/>
+        <w:widowControl/>
       </w:pPr>
       <w:r>
-        <w:t>Ключевые факты</w:t>
+        <w:t>Кратко о главном</w:t>
       </w:r>
     </w:p>
     <w:p>
       <w:pPr>
-        <w:keepLines/>
-        <w:spacing w:after="80" w:line="300" w:lineRule="auto"/>
-        <w:numPr>
-          <w:ilvl w:val="0"/>
-          <w:numId w:val="10"/>
-        </w:numPr>
+        <w:pStyle w:val="ListBullet"/>
+        <w:widowControl/>
       </w:pPr>
       <w:r>
-        <w:t>Обработка меди появилась в нескольких регионах не позднее V тысячелетия до н. э.</w:t>
+        <w:t>К V тысячелетию до н. э. медь обрабатывали в нескольких регионах.</w:t>
       </w:r>
     </w:p>
     <w:p>
       <w:pPr>
-        <w:keepLines/>
-        <w:spacing w:after="80" w:line="300" w:lineRule="auto"/>
-        <w:numPr>
-          <w:ilvl w:val="0"/>
-          <w:numId w:val="10"/>
-        </w:numPr>
+        <w:pStyle w:val="ListBullet"/>
+        <w:widowControl/>
       </w:pPr>
       <w:r>
-        <w:t>Бронза — сплав меди с оловом или мышьяком — позволила изготавливать более твёрдые орудия и оружие.</w:t>
+        <w:t>Бронза — сплав меди с оловом или мышьяком — позволила делать более твёрдые инструменты и оружие.</w:t>
       </w:r>
     </w:p>
     <w:p>
       <w:pPr>
-        <w:keepLines/>
-        <w:spacing w:after="80" w:line="300" w:lineRule="auto"/>
-        <w:numPr>
-          <w:ilvl w:val="0"/>
-          <w:numId w:val="10"/>
-        </w:numPr>
+        <w:pStyle w:val="ListBullet"/>
+        <w:widowControl/>
       </w:pPr>
       <w:r>
-        <w:t>После приблизительно 1200 года до н. э. выплавка железа широко распространилась, хотя сроки различались по регионам.</w:t>
+        <w:t>Выплавка железа широко распространилась примерно после 1200 года до н. э., хотя сроки различались по регионам.</w:t>
       </w:r>
     </w:p>
     <w:p>
       <w:pPr>
-        <w:keepLines/>
-        <w:spacing w:after="80" w:line="300" w:lineRule="auto"/>
-        <w:numPr>
-          <w:ilvl w:val="0"/>
-          <w:numId w:val="10"/>
-        </w:numPr>
+        <w:pStyle w:val="ListBullet"/>
+        <w:widowControl/>
       </w:pPr>
       <w:r>
-        <w:t>Сталь представляет собой железо с намеренно подобранным содержанием углерода, которое придаёт материалу прочность и упругость.</w:t>
+        <w:t>Сталь — железо, намеренно обогащённое углеродом ради прочности и гибкости.</w:t>
       </w:r>
     </w:p>
     <w:p>
       <w:pPr>
-        <w:keepLines/>
-        <w:spacing w:after="80" w:line="300" w:lineRule="auto"/>
-        <w:numPr>
-          <w:ilvl w:val="0"/>
-          <w:numId w:val="10"/>
-        </w:numPr>
+        <w:pStyle w:val="ListBullet"/>
+        <w:widowControl/>
       </w:pPr>
       <w:r>
-        <w:t>Печи, мехи и древесный уголь позволили достигать более высоких температур.</w:t>
+        <w:t>Печи, мехи для подачи воздуха и древесный уголь позволили достигать более высоких температур.</w:t>
       </w:r>
     </w:p>
     <w:p>
       <w:pPr>
         <w:pStyle w:val="Heading1"/>
+        <w:widowControl/>
       </w:pPr>
       <w:r>
         <w:t>Что это такое</w:t>
@@ -141,143 +108,101 @@
     </w:p>
     <w:p>
       <w:pPr>
-        <w:keepLines w:val="0"/>
+        <w:widowControl/>
       </w:pPr>
       <w:r>
-        <w:t>Металлургия занимается извлечением металла из горной породы и изготовлением полезных предметов. Руду нагревают так, чтобы отделить металл, а затем отливают, куют, легируют или закаливают полученный материал.</w:t>
-      </w:r>
-    </w:p>
-    <w:p>
-      <w:pPr>
-        <w:keepLines w:val="0"/>
-      </w:pPr>
-      <w:r>
-        <w:t>Одной из первых стали обрабатывать медь: она плавится при сравнительно умеренной температуре. Бронза — сплав меди с оловом или мышьяком — твёрже и лучше держит острую кромку. Для железа и стали требуются более горячие печи, зато железная руда встречается гораздо чаще. Проще говоря, упорный камень превращается в нож, гвоздь или лемех плуга.</w:t>
+        <w:t>Металлургия позволяет извлечь металл из горной породы и изготовить из него полезные вещи. Руду нагревают, отделяют металл, а затем отливают, куют, сплавляют с другими веществами или упрочняют. Медь часто осваивали первой, поскольку она плавится при сравнительно умеренной температуре. Бронза — медь с оловом или мышьяком — твёрже и позволяет получить более острое лезвие. Железу и стали нужны более горячие печи, зато сырьё для них встречается гораздо чаще. Так неподатливый камень превращается в нож, гвоздь или лемех плуга.</w:t>
       </w:r>
     </w:p>
     <w:p>
       <w:pPr>
         <w:pStyle w:val="Heading1"/>
+        <w:widowControl/>
       </w:pPr>
       <w:r>
-        <w:t>Кто это открыл или изобрёл</w:t>
+        <w:t>Кто открыл или изобрёл</w:t>
       </w:r>
     </w:p>
     <w:p>
       <w:pPr>
-        <w:keepLines w:val="0"/>
+        <w:widowControl/>
       </w:pPr>
       <w:r>
-        <w:t>У металлургии нет единственного изобретателя. Ранние способы обработки меди возникли на Ближнем Востоке, в Анатолии и на Балканах, а позднее — в Китае и некоторых областях Африки. Бронзовое производство также имело несколько ранних центров, а торговля оловом связала удалённые друг от друга сообщества.</w:t>
-      </w:r>
-    </w:p>
-    <w:p>
-      <w:pPr>
-        <w:keepLines w:val="0"/>
-      </w:pPr>
-      <w:r>
-        <w:t>Приёмы обработки железа распространялись через обучение мастеров. Археологи находят шлак, тигли и готовые клинки, но имена первых кузнецов утрачены. Передавались практические знания: насколько жарким должен быть огонь, какая руда годится для выплавки и как ковать металл, не растрескивая его.</w:t>
+        <w:t>У металлургии нет единственного изобретателя. Ранняя обработка меди развивалась на Ближнем Востоке, в Анатолии, на Балканах, позднее в Китае и некоторых частях Африки. У бронзового производства было несколько ранних центров; торговля оловом связывала далёкие общины. Обработка железа распространялась через передачу ремесленных навыков. Археологи находят шлак, тигли — жаростойкие ёмкости для плавки — и готовые клинки, но имена первых кузнецов утрачены. Передавались практические знания: насколько разогреть огонь, какую руду выбрать и как ковать металл, чтобы он не треснул.</w:t>
       </w:r>
     </w:p>
     <w:p>
       <w:pPr>
         <w:pStyle w:val="Heading1"/>
+        <w:widowControl/>
       </w:pPr>
       <w:r>
-        <w:t>Когда и как это появилось</w:t>
+        <w:t>Когда и как появилось</w:t>
       </w:r>
     </w:p>
     <w:p>
       <w:pPr>
-        <w:keepLines w:val="0"/>
+        <w:widowControl/>
       </w:pPr>
       <w:r>
-        <w:t>Примерно к 5000 году до н. э. люди уже придавали форму самородной меди и осваивали выплавку простых руд. В III тысячелетии до н. э. в некоторых областях Юго-Западной Азии наступил бронзовый век; в других регионах сходные процессы развивались в иные сроки.</w:t>
-      </w:r>
-    </w:p>
-    <w:p>
-      <w:pPr>
-        <w:keepLines w:val="0"/>
-      </w:pPr>
-      <w:r>
-        <w:t>После приблизительно 1200 года до н. э. во многих частях мира резко возросло производство железа, хотя отдельные опыты начались раньше. Путь от мягких украшений к лемехам, мечам, гвоздям, а позднее рельсам и двигателям потребовал топлива, глиняных печей и мастеров, умевших определять состояние металла по цвету в огне.</w:t>
+        <w:t>Примерно к 5000 году до н. э. люди обрабатывали самородную медь и осваивали выплавку из простых руд. В некоторых частях Юго-Западной Азии бронзовый век начинается около III тысячелетия до н. э.; в других местах сходные перемены происходили в иные сроки. После примерно 1200 года до н. э. во многих регионах интенсивнее развиваются технологии железа, хотя более ранние опыты тоже известны. Путь шёл от мягких украшений к плугам, мечам и гвоздям, а позднее — к рельсам и двигателям. На каждом этапе требовались топливо, глиняные печи и мастера, умевшие судить о нагреве по цвету металла.</w:t>
       </w:r>
     </w:p>
     <w:p>
       <w:pPr>
         <w:pStyle w:val="Heading1"/>
+        <w:widowControl/>
       </w:pPr>
       <w:r>
-        <w:t>Научное значение</w:t>
+        <w:t>Значение для науки</w:t>
       </w:r>
     </w:p>
     <w:p>
       <w:pPr>
-        <w:keepLines w:val="0"/>
+        <w:widowControl/>
       </w:pPr>
       <w:r>
-        <w:t>Металлургия — это прикладная химия и управление теплом. При выплавке руда теряет связанный кислород, освобождая металл. Легирование меняет твёрдость, а закалка и отпуск перестраивают внутреннюю структуру стали. Древесный уголь, а позднее каменный уголь обеспечивали и высокую температуру, и необходимый углерод.</w:t>
-      </w:r>
-    </w:p>
-    <w:p>
-      <w:pPr>
-        <w:keepLines w:val="0"/>
-      </w:pPr>
-      <w:r>
-        <w:t>Не имея современных термометров, кузнецы судили о температуре по цвету свечения и поведению металла под молотом. Современное материаловедение выражает точными формулами и диаграммами многие закономерности, которые впервые открыло кузнечное ремесло.</w:t>
+        <w:t>Металлургия соединяет прикладную химию с управлением нагревом. При выплавке из руды удаляется кислород и выделяется металл. Легирование — добавление других компонентов — меняет твёрдость. Закалка, то есть быстрое охлаждение нагретого металла, и отпуск — последующий более мягкий нагрев — изменяют внутреннюю структуру стали. Древесный, а позднее каменный уголь давали тепло и углерод. Без современных термометров кузнецы ориентировались по свечению металла и его поведению под молотом. Современное материаловедение придаёт научную форму многим знаниям, накопленным в кузнице.</w:t>
       </w:r>
     </w:p>
     <w:p>
       <w:pPr>
         <w:pStyle w:val="Heading1"/>
+        <w:widowControl/>
       </w:pPr>
       <w:r>
-        <w:t>Влияние на последующее развитие</w:t>
+        <w:t>Влияние на дальнейшее развитие</w:t>
       </w:r>
     </w:p>
     <w:p>
       <w:pPr>
-        <w:keepLines w:val="0"/>
+        <w:widowControl/>
       </w:pPr>
       <w:r>
-        <w:t>Прочные металлические инструменты ускорили земледелие, плотницкое дело и каменное строительство. Оружие и доспехи изменили войны и государства, а железные гвозди, петли и балки — архитектуру.</w:t>
-      </w:r>
-    </w:p>
-    <w:p>
-      <w:pPr>
-        <w:keepLines w:val="0"/>
-      </w:pPr>
-      <w:r>
-        <w:t>Много позже стальные рельсы, судовая обшивка и станины машин сделали возможными индустриальный транспорт и фабрики. Доменные печи, тигельная сталь и бессемеровские процессы многократно увеличили выпуск металла. Любая последующая машинная эпоха опирается на сплавы, чья история началась с опытов у костров возле рудников.</w:t>
+        <w:t>Твёрдые металлические инструменты ускорили земледелие, плотницкие и каменные работы. Оружие и доспехи изменили военное дело и государства. Железные гвозди, петли и балки преобразили строительство. Гораздо позднее стальные рельсы, судовая обшивка и станины станков обеспечили развитие промышленного транспорта и фабрик. Доменные печи, тигельная сталь и процессы типа бессемеровского многократно увеличили выпуск металла. Последующие машинные эпохи по-прежнему опираются на сплавы, история которых началась с опытов у костров рядом с месторождениями руды.</w:t>
       </w:r>
     </w:p>
     <w:p>
       <w:pPr>
         <w:pStyle w:val="Heading1"/>
+        <w:widowControl/>
       </w:pPr>
       <w:r>
-        <w:t>Как это изменило жизнь людей</w:t>
+        <w:t>Как изменило жизнь людей</w:t>
       </w:r>
     </w:p>
     <w:p>
       <w:pPr>
-        <w:keepLines w:val="0"/>
+        <w:widowControl/>
       </w:pPr>
       <w:r>
-        <w:t>Металлические орудия сократили трудозатраты на расчистку земли и строительство жилья. Торговля медью, оловом и железом связала удалённые регионы сетями обмена и конфликтов. В быт вошли ножи, котлы, иглы, монеты и плуги, служившие дольше деревянных и каменных изделий.</w:t>
-      </w:r>
-    </w:p>
-    <w:p>
-      <w:pPr>
-        <w:keepLines w:val="0"/>
-      </w:pPr>
-      <w:r>
-        <w:t>У металлургии была и высокая цена: ядовитые испарения, вырубка лесов ради древесного угля и опасный труд в шахтах. Однако мосты, хирургические инструменты и каркасы небоскрёбов до сих пор зависят от того же союза огня, руды и умелых рук.</w:t>
+        <w:t>Металлические орудия сократили труд, необходимый для расчистки земли и строительства жилья. Торговля медью, оловом и железом связала далёкие регионы обменом и конфликтами. В обиход вошли ножи, котлы, иглы, монеты и плуги, служившие дольше деревянных и каменных. Металлургия принесла также дым, вырубку лесов ради угля и опасный труд в шахтах. И всё же мосты, хирургические инструменты и каркасы небоскрёбов до сих пор зависят от сочетания жара, руды и умелых рук.</w:t>
       </w:r>
     </w:p>
     <w:p>
       <w:pPr>
         <w:pStyle w:val="Heading1"/>
+        <w:widowControl/>
       </w:pPr>
       <w:r>
         <w:t>Источники и литература</w:t>
@@ -286,120 +211,126 @@
     <w:p>
       <w:pPr>
         <w:pStyle w:val="Heading2"/>
+        <w:widowControl/>
       </w:pPr>
       <w:r>
-        <w:t>A. Книги и основные научные труды</w:t>
+        <w:rPr>
+          <w:sz w:val="20"/>
+        </w:rPr>
+        <w:t>Книги и основные научные труды</w:t>
       </w:r>
     </w:p>
     <w:p>
       <w:pPr>
-        <w:keepLines/>
-        <w:spacing w:after="80" w:line="300" w:lineRule="auto"/>
-        <w:numPr>
-          <w:ilvl w:val="0"/>
-          <w:numId w:val="11"/>
-        </w:numPr>
+        <w:widowControl/>
       </w:pPr>
       <w:r>
-        <w:t>Tylecote, R. F. A History of Metallurgy. 2nd ed. London: Institute of Materials, 1992.</w:t>
+        <w:rPr>
+          <w:sz w:val="20"/>
+        </w:rPr>
+        <w:t>1. Tylecote, R. F. A History of Metallurgy. 2nd ed. London: Institute of Materials, 1992.</w:t>
       </w:r>
     </w:p>
     <w:p>
       <w:pPr>
         <w:pStyle w:val="Heading2"/>
+        <w:widowControl/>
       </w:pPr>
       <w:r>
-        <w:t>C. Материалы научных учреждений и энциклопедий</w:t>
+        <w:rPr>
+          <w:sz w:val="20"/>
+        </w:rPr>
+        <w:t>Материалы организаций и энциклопедии</w:t>
       </w:r>
     </w:p>
     <w:p>
       <w:pPr>
-        <w:keepLines/>
-        <w:spacing w:after="80" w:line="300" w:lineRule="auto"/>
-        <w:numPr>
-          <w:ilvl w:val="0"/>
-          <w:numId w:val="12"/>
-        </w:numPr>
+        <w:widowControl/>
       </w:pPr>
       <w:r>
-        <w:t>Encyclopaedia Britannica. «Metallurgy».</w:t>
+        <w:rPr>
+          <w:sz w:val="20"/>
+        </w:rPr>
+        <w:t xml:space="preserve">1. Encyclopaedia Britannica. 'Metallurgy.' </w:t>
       </w:r>
+      <w:hyperlink r:id="rId9">
+        <w:r>
+          <w:rPr>
+            <w:sz w:val="20"/>
+          </w:rPr>
+          <w:t>https://www.britannica.com/technology/metallurgy</w:t>
+        </w:r>
+      </w:hyperlink>
       <w:r>
-        <w:t xml:space="preserve"> </w:t>
+        <w:rPr>
+          <w:sz w:val="20"/>
+        </w:rPr>
+      </w:r>
+    </w:p>
+    <w:p>
+      <w:pPr>
+        <w:widowControl/>
+      </w:pPr>
+      <w:r>
+        <w:rPr>
+          <w:sz w:val="20"/>
+        </w:rPr>
+        <w:t xml:space="preserve">2. Encyclopaedia Britannica. 'Bronze Age.' </w:t>
+      </w:r>
+      <w:hyperlink r:id="rId10">
+        <w:r>
+          <w:rPr>
+            <w:sz w:val="20"/>
+          </w:rPr>
+          <w:t>https://www.britannica.com/event/Bronze-Age</w:t>
+        </w:r>
+      </w:hyperlink>
+      <w:r>
+        <w:rPr>
+          <w:sz w:val="20"/>
+        </w:rPr>
+      </w:r>
+    </w:p>
+    <w:p>
+      <w:pPr>
+        <w:pStyle w:val="Heading2"/>
+        <w:widowControl/>
+      </w:pPr>
+      <w:r>
+        <w:rPr>
+          <w:sz w:val="20"/>
+        </w:rPr>
+        <w:t>Пресса, научно-популярные и справочные материалы</w:t>
+      </w:r>
+    </w:p>
+    <w:p>
+      <w:pPr>
+        <w:widowControl/>
+      </w:pPr>
+      <w:r>
+        <w:rPr>
+          <w:sz w:val="20"/>
+        </w:rPr>
+        <w:t xml:space="preserve">1. Smithsonian Magazine. 'The Secret History of Steel.' </w:t>
       </w:r>
       <w:hyperlink r:id="rId11">
         <w:r>
           <w:rPr>
-            <w:color w:val="0563C1"/>
-            <w:u w:val="single"/>
-          </w:rPr>
-          <w:t>https://www.britannica.com/technology/metallurgy</w:t>
-        </w:r>
-      </w:hyperlink>
-    </w:p>
-    <w:p>
-      <w:pPr>
-        <w:keepLines/>
-        <w:spacing w:after="80" w:line="300" w:lineRule="auto"/>
-        <w:numPr>
-          <w:ilvl w:val="0"/>
-          <w:numId w:val="12"/>
-        </w:numPr>
-      </w:pPr>
-      <w:r>
-        <w:t>Encyclopaedia Britannica. «Bronze Age».</w:t>
-      </w:r>
-      <w:r>
-        <w:t xml:space="preserve"> </w:t>
-      </w:r>
-      <w:hyperlink r:id="rId12">
-        <w:r>
-          <w:rPr>
-            <w:color w:val="0563C1"/>
-            <w:u w:val="single"/>
-          </w:rPr>
-          <w:t>https://www.britannica.com/event/Bronze-Age</w:t>
-        </w:r>
-      </w:hyperlink>
-    </w:p>
-    <w:p>
-      <w:pPr>
-        <w:pStyle w:val="Heading2"/>
-      </w:pPr>
-      <w:r>
-        <w:t>J. Пресса, научно-популярные и справочные материалы</w:t>
-      </w:r>
-    </w:p>
-    <w:p>
-      <w:pPr>
-        <w:keepLines/>
-        <w:spacing w:after="80" w:line="300" w:lineRule="auto"/>
-        <w:numPr>
-          <w:ilvl w:val="0"/>
-          <w:numId w:val="13"/>
-        </w:numPr>
-      </w:pPr>
-      <w:r>
-        <w:t>Smithsonian Magazine. «The Secret History of Steel».</w:t>
-      </w:r>
-      <w:r>
-        <w:t xml:space="preserve"> </w:t>
-      </w:r>
-      <w:hyperlink r:id="rId13">
-        <w:r>
-          <w:rPr>
-            <w:color w:val="0563C1"/>
-            <w:u w:val="single"/>
+            <w:sz w:val="20"/>
           </w:rPr>
           <w:t>https://www.smithsonianmag.com/history/the-secret-history-of-steel-180979013/</w:t>
         </w:r>
       </w:hyperlink>
+      <w:r>
+        <w:rPr>
+          <w:sz w:val="20"/>
+        </w:rPr>
+      </w:r>
     </w:p>
     <w:sectPr>
-      <w:headerReference w:type="default" r:id="rId9"/>
-      <w:footerReference w:type="default" r:id="rId10"/>
-      <w:pgSz w:w="12240" w:h="15840"/>
-      <w:pgMar w:top="1440" w:right="1440" w:bottom="1440" w:left="1440" w:header="708" w:footer="708" w:gutter="0"/>
+      <w:footerReference w:type="default" r:id="rId12"/>
+      <w:pgSz w:w="11906" w:h="16838"/>
+      <w:pgMar w:top="1020" w:right="1134" w:bottom="1020" w:left="1134" w:header="720" w:footer="720" w:gutter="0"/>
       <w:cols w:space="720"/>
       <w:docGrid w:linePitch="360"/>
     </w:sectPr>
@@ -412,60 +343,11 @@
   <w:p>
     <w:pPr>
       <w:pStyle w:val="Footer"/>
-      <w:spacing w:before="0" w:after="0"/>
       <w:jc w:val="right"/>
     </w:pPr>
-    <w:r>
-      <w:rPr>
-        <w:rFonts w:ascii="Calibri" w:hAnsi="Calibri" w:cs="Calibri"/>
-        <w:color w:val="666666"/>
-        <w:sz w:val="18"/>
-      </w:rPr>
-      <w:t xml:space="preserve">Страница </w:t>
-    </w:r>
-    <w:r>
-      <w:rPr>
-        <w:rFonts w:ascii="Calibri" w:hAnsi="Calibri" w:cs="Calibri"/>
-        <w:color w:val="666666"/>
-        <w:sz w:val="18"/>
-      </w:rPr>
-      <w:fldChar w:fldCharType="begin"/>
-      <w:instrText xml:space="preserve"> PAGE </w:instrText>
-      <w:fldChar w:fldCharType="separate"/>
-      <w:t>1</w:t>
-      <w:fldChar w:fldCharType="end"/>
-    </w:r>
+    <w:fldSimple w:instr="PAGE"/>
   </w:p>
 </w:ftr>
-</file>
-
-<file path=word/header1.xml><?xml version="1.0" encoding="utf-8"?>
-<w:hdr xmlns:m="http://schemas.openxmlformats.org/officeDocument/2006/math" xmlns:mc="http://schemas.openxmlformats.org/markup-compatibility/2006" xmlns:mo="http://schemas.microsoft.com/office/mac/office/2008/main" xmlns:mv="urn:schemas-microsoft-com:mac:vml" xmlns:o="urn:schemas-microsoft-com:office:office" xmlns:r="http://schemas.openxmlformats.org/officeDocument/2006/relationships" xmlns:v="urn:schemas-microsoft-com:vml" xmlns:w10="urn:schemas-microsoft-com:office:word" xmlns:w14="http://schemas.microsoft.com/office/word/2010/wordml" xmlns:w="http://schemas.openxmlformats.org/wordprocessingml/2006/main" xmlns:wne="http://schemas.microsoft.com/office/word/2006/wordml" xmlns:wp14="http://schemas.microsoft.com/office/word/2010/wordprocessingDrawing" xmlns:wp="http://schemas.openxmlformats.org/drawingml/2006/wordprocessingDrawing" xmlns:wpc="http://schemas.microsoft.com/office/word/2010/wordprocessingCanvas" xmlns:wpg="http://schemas.microsoft.com/office/word/2010/wordprocessingGroup" xmlns:wpi="http://schemas.microsoft.com/office/word/2010/wordprocessingInk" xmlns:wps="http://schemas.microsoft.com/office/word/2010/wordprocessingShape" mc:Ignorable="w14 wp14">
-  <w:p>
-    <w:pPr>
-      <w:pStyle w:val="Header"/>
-      <w:spacing w:after="0"/>
-      <w:jc w:val="left"/>
-    </w:pPr>
-    <w:r>
-      <w:rPr>
-        <w:rFonts w:ascii="Calibri" w:hAnsi="Calibri" w:cs="Calibri"/>
-        <w:b/>
-        <w:color w:val="666666"/>
-        <w:sz w:val="18"/>
-      </w:rPr>
-      <w:t>Открытия и изобретения</w:t>
-    </w:r>
-    <w:r>
-      <w:rPr>
-        <w:rFonts w:ascii="Calibri" w:hAnsi="Calibri" w:cs="Calibri"/>
-        <w:color w:val="666666"/>
-        <w:sz w:val="18"/>
-      </w:rPr>
-      <w:t xml:space="preserve">    |    1. Основы цивилизации</w:t>
-    </w:r>
-  </w:p>
-</w:hdr>
 </file>
 
 <file path=word/numbering.xml><?xml version="1.0" encoding="utf-8"?>
@@ -668,78 +550,6 @@
   <w:num w:numId="9">
     <w:abstractNumId w:val="0"/>
   </w:num>
-  <w:abstractNum w:abstractNumId="9">
-    <w:multiLevelType w:val="singleLevel"/>
-    <w:lvl w:ilvl="0">
-      <w:start w:val="1"/>
-      <w:numFmt w:val="bullet"/>
-      <w:lvlText w:val="•"/>
-      <w:lvlJc w:val="left"/>
-      <w:pPr>
-        <w:tabs>
-          <w:tab w:val="num" w:pos="540"/>
-        </w:tabs>
-        <w:ind w:left="540" w:hanging="270"/>
-      </w:pPr>
-    </w:lvl>
-  </w:abstractNum>
-  <w:num w:numId="10">
-    <w:abstractNumId w:val="9"/>
-  </w:num>
-  <w:abstractNum w:abstractNumId="10">
-    <w:multiLevelType w:val="singleLevel"/>
-    <w:lvl w:ilvl="0">
-      <w:start w:val="1"/>
-      <w:numFmt w:val="decimal"/>
-      <w:lvlText w:val="%1."/>
-      <w:lvlJc w:val="left"/>
-      <w:pPr>
-        <w:tabs>
-          <w:tab w:val="num" w:pos="540"/>
-        </w:tabs>
-        <w:ind w:left="540" w:hanging="270"/>
-      </w:pPr>
-    </w:lvl>
-  </w:abstractNum>
-  <w:num w:numId="11">
-    <w:abstractNumId w:val="10"/>
-  </w:num>
-  <w:abstractNum w:abstractNumId="11">
-    <w:multiLevelType w:val="singleLevel"/>
-    <w:lvl w:ilvl="0">
-      <w:start w:val="1"/>
-      <w:numFmt w:val="decimal"/>
-      <w:lvlText w:val="%1."/>
-      <w:lvlJc w:val="left"/>
-      <w:pPr>
-        <w:tabs>
-          <w:tab w:val="num" w:pos="540"/>
-        </w:tabs>
-        <w:ind w:left="540" w:hanging="270"/>
-      </w:pPr>
-    </w:lvl>
-  </w:abstractNum>
-  <w:num w:numId="12">
-    <w:abstractNumId w:val="11"/>
-  </w:num>
-  <w:abstractNum w:abstractNumId="12">
-    <w:multiLevelType w:val="singleLevel"/>
-    <w:lvl w:ilvl="0">
-      <w:start w:val="1"/>
-      <w:numFmt w:val="decimal"/>
-      <w:lvlText w:val="%1."/>
-      <w:lvlJc w:val="left"/>
-      <w:pPr>
-        <w:tabs>
-          <w:tab w:val="num" w:pos="540"/>
-        </w:tabs>
-        <w:ind w:left="540" w:hanging="270"/>
-      </w:pPr>
-    </w:lvl>
-  </w:abstractNum>
-  <w:num w:numId="13">
-    <w:abstractNumId w:val="12"/>
-  </w:num>
 </w:numbering>
 </file>
 
@@ -748,7 +558,7 @@
   <w:docDefaults>
     <w:rPrDefault>
       <w:rPr>
-        <w:rFonts w:asciiTheme="minorHAnsi" w:eastAsiaTheme="minorEastAsia" w:hAnsiTheme="minorHAnsi" w:cstheme="minorBidi"/>
+        <w:rFonts/>
         <w:sz w:val="22"/>
         <w:szCs w:val="22"/>
         <w:lang w:val="en-US" w:eastAsia="en-US" w:bidi="ar-SA"/>
@@ -904,12 +714,13 @@
     <w:qFormat/>
     <w:rsid w:val="00FC693F"/>
     <w:pPr>
-      <w:widowControl/>
-      <w:spacing w:before="0" w:after="120" w:line="300" w:lineRule="auto"/>
+      <w:spacing w:after="120" w:line="259" w:lineRule="auto"/>
     </w:pPr>
     <w:rPr>
-      <w:rFonts w:ascii="Calibri" w:hAnsi="Calibri" w:cs="Calibri"/>
-      <w:sz w:val="22"/>
+      <w:rFonts w:ascii="Times New Roman" w:hAnsi="Times New Roman"/>
+      <w:color w:val="000000"/>
+      <w:sz w:val="24"/>
+      <w:lang w:val="ru-RU"/>
     </w:rPr>
   </w:style>
   <w:style w:type="paragraph" w:styleId="Header">
@@ -967,16 +778,17 @@
     <w:pPr>
       <w:keepNext/>
       <w:keepLines/>
-      <w:spacing w:before="360" w:after="200"/>
+      <w:spacing w:before="480" w:after="120" w:line="259" w:lineRule="auto"/>
       <w:outlineLvl w:val="0"/>
     </w:pPr>
     <w:rPr>
-      <w:rFonts w:asciiTheme="majorHAnsi" w:eastAsiaTheme="majorEastAsia" w:hAnsiTheme="majorHAnsi" w:cstheme="majorBidi" w:ascii="Calibri" w:hAnsi="Calibri" w:cs="Calibri"/>
+      <w:rFonts w:ascii="Times New Roman" w:hAnsi="Times New Roman"/>
       <w:b/>
       <w:bCs/>
-      <w:color w:val="2E74B5"/>
-      <w:sz w:val="32"/>
+      <w:color w:val="000000"/>
+      <w:sz w:val="26"/>
       <w:szCs w:val="28"/>
+      <w:lang w:val="ru-RU"/>
     </w:rPr>
   </w:style>
   <w:style w:type="paragraph" w:styleId="Heading2">
@@ -991,16 +803,17 @@
     <w:pPr>
       <w:keepNext/>
       <w:keepLines/>
-      <w:spacing w:before="280" w:after="140"/>
+      <w:spacing w:before="200" w:after="120" w:line="259" w:lineRule="auto"/>
       <w:outlineLvl w:val="1"/>
     </w:pPr>
     <w:rPr>
-      <w:rFonts w:asciiTheme="majorHAnsi" w:eastAsiaTheme="majorEastAsia" w:hAnsiTheme="majorHAnsi" w:cstheme="majorBidi" w:ascii="Calibri" w:hAnsi="Calibri" w:cs="Calibri"/>
+      <w:rFonts w:ascii="Times New Roman" w:hAnsi="Times New Roman"/>
       <w:b/>
       <w:bCs/>
-      <w:color w:val="2E74B5"/>
+      <w:color w:val="000000"/>
       <w:sz w:val="26"/>
       <w:szCs w:val="26"/>
+      <w:lang w:val="ru-RU"/>
     </w:rPr>
   </w:style>
   <w:style w:type="paragraph" w:styleId="Heading3">
@@ -1015,15 +828,14 @@
     <w:pPr>
       <w:keepNext/>
       <w:keepLines/>
-      <w:spacing w:before="200" w:after="100"/>
+      <w:spacing w:before="200" w:after="0"/>
       <w:outlineLvl w:val="2"/>
     </w:pPr>
     <w:rPr>
-      <w:rFonts w:asciiTheme="majorHAnsi" w:eastAsiaTheme="majorEastAsia" w:hAnsiTheme="majorHAnsi" w:cstheme="majorBidi" w:ascii="Calibri" w:hAnsi="Calibri" w:cs="Calibri"/>
+      <w:rFonts/>
       <w:b/>
       <w:bCs/>
-      <w:color w:val="1F4D78"/>
-      <w:sz w:val="24"/>
+      <w:color w:val="4F81BD" w:themeColor="accent1"/>
     </w:rPr>
   </w:style>
   <w:style w:type="paragraph" w:styleId="Heading4">
@@ -1043,7 +855,7 @@
       <w:outlineLvl w:val="3"/>
     </w:pPr>
     <w:rPr>
-      <w:rFonts w:asciiTheme="majorHAnsi" w:eastAsiaTheme="majorEastAsia" w:hAnsiTheme="majorHAnsi" w:cstheme="majorBidi"/>
+      <w:rFonts/>
       <w:b/>
       <w:bCs/>
       <w:i/>
@@ -1068,7 +880,7 @@
       <w:outlineLvl w:val="4"/>
     </w:pPr>
     <w:rPr>
-      <w:rFonts w:asciiTheme="majorHAnsi" w:eastAsiaTheme="majorEastAsia" w:hAnsiTheme="majorHAnsi" w:cstheme="majorBidi"/>
+      <w:rFonts/>
       <w:color w:val="243F60" w:themeColor="accent1" w:themeShade="7F"/>
     </w:rPr>
   </w:style>
@@ -1089,7 +901,7 @@
       <w:outlineLvl w:val="5"/>
     </w:pPr>
     <w:rPr>
-      <w:rFonts w:asciiTheme="majorHAnsi" w:eastAsiaTheme="majorEastAsia" w:hAnsiTheme="majorHAnsi" w:cstheme="majorBidi"/>
+      <w:rFonts/>
       <w:i/>
       <w:iCs/>
       <w:color w:val="243F60" w:themeColor="accent1" w:themeShade="7F"/>
@@ -1112,7 +924,7 @@
       <w:outlineLvl w:val="6"/>
     </w:pPr>
     <w:rPr>
-      <w:rFonts w:asciiTheme="majorHAnsi" w:eastAsiaTheme="majorEastAsia" w:hAnsiTheme="majorHAnsi" w:cstheme="majorBidi"/>
+      <w:rFonts/>
       <w:i/>
       <w:iCs/>
       <w:color w:val="404040" w:themeColor="text1" w:themeTint="BF"/>
@@ -1135,7 +947,7 @@
       <w:outlineLvl w:val="7"/>
     </w:pPr>
     <w:rPr>
-      <w:rFonts w:asciiTheme="majorHAnsi" w:eastAsiaTheme="majorEastAsia" w:hAnsiTheme="majorHAnsi" w:cstheme="majorBidi"/>
+      <w:rFonts/>
       <w:color w:val="4F81BD" w:themeColor="accent1"/>
       <w:sz w:val="20"/>
       <w:szCs w:val="20"/>
@@ -1158,7 +970,7 @@
       <w:outlineLvl w:val="8"/>
     </w:pPr>
     <w:rPr>
-      <w:rFonts w:asciiTheme="majorHAnsi" w:eastAsiaTheme="majorEastAsia" w:hAnsiTheme="majorHAnsi" w:cstheme="majorBidi"/>
+      <w:rFonts/>
       <w:i/>
       <w:iCs/>
       <w:color w:val="404040" w:themeColor="text1" w:themeTint="BF"/>
@@ -1209,7 +1021,7 @@
     <w:uiPriority w:val="9"/>
     <w:rsid w:val="00FC693F"/>
     <w:rPr>
-      <w:rFonts w:asciiTheme="majorHAnsi" w:eastAsiaTheme="majorEastAsia" w:hAnsiTheme="majorHAnsi" w:cstheme="majorBidi"/>
+      <w:rFonts/>
       <w:b/>
       <w:bCs/>
       <w:color w:val="365F91" w:themeColor="accent1" w:themeShade="BF"/>
@@ -1224,7 +1036,7 @@
     <w:uiPriority w:val="9"/>
     <w:rsid w:val="00FC693F"/>
     <w:rPr>
-      <w:rFonts w:asciiTheme="majorHAnsi" w:eastAsiaTheme="majorEastAsia" w:hAnsiTheme="majorHAnsi" w:cstheme="majorBidi"/>
+      <w:rFonts/>
       <w:b/>
       <w:bCs/>
       <w:color w:val="4F81BD" w:themeColor="accent1"/>
@@ -1239,7 +1051,7 @@
     <w:uiPriority w:val="9"/>
     <w:rsid w:val="00FC693F"/>
     <w:rPr>
-      <w:rFonts w:asciiTheme="majorHAnsi" w:eastAsiaTheme="majorEastAsia" w:hAnsiTheme="majorHAnsi" w:cstheme="majorBidi"/>
+      <w:rFonts/>
       <w:b/>
       <w:bCs/>
       <w:color w:val="4F81BD" w:themeColor="accent1"/>
@@ -1254,19 +1066,17 @@
     <w:qFormat/>
     <w:rsid w:val="00FC693F"/>
     <w:pPr>
-      <w:pBdr>
-        <w:bottom w:val="single" w:sz="8" w:space="4" w:color="4F81BD" w:themeColor="accent1"/>
-      </w:pBdr>
-      <w:spacing w:after="300" w:line="240" w:lineRule="auto"/>
+      <w:spacing w:after="120" w:line="259" w:lineRule="auto"/>
       <w:contextualSpacing/>
     </w:pPr>
     <w:rPr>
-      <w:rFonts w:asciiTheme="majorHAnsi" w:eastAsiaTheme="majorEastAsia" w:hAnsiTheme="majorHAnsi" w:cstheme="majorBidi"/>
-      <w:color w:val="17365D" w:themeColor="text2" w:themeShade="BF"/>
+      <w:rFonts w:ascii="Times New Roman" w:hAnsi="Times New Roman"/>
+      <w:color w:val="000000"/>
       <w:spacing w:val="5"/>
       <w:kern w:val="28"/>
-      <w:sz w:val="52"/>
+      <w:sz w:val="40"/>
       <w:szCs w:val="52"/>
+      <w:lang w:val="ru-RU"/>
     </w:rPr>
   </w:style>
   <w:style w:type="character" w:customStyle="1" w:styleId="TitleChar">
@@ -1276,7 +1086,7 @@
     <w:uiPriority w:val="10"/>
     <w:rsid w:val="00FC693F"/>
     <w:rPr>
-      <w:rFonts w:asciiTheme="majorHAnsi" w:eastAsiaTheme="majorEastAsia" w:hAnsiTheme="majorHAnsi" w:cstheme="majorBidi"/>
+      <w:rFonts/>
       <w:color w:val="17365D" w:themeColor="text2" w:themeShade="BF"/>
       <w:spacing w:val="5"/>
       <w:kern w:val="28"/>
@@ -1298,7 +1108,7 @@
       </w:numPr>
     </w:pPr>
     <w:rPr>
-      <w:rFonts w:asciiTheme="majorHAnsi" w:eastAsiaTheme="majorEastAsia" w:hAnsiTheme="majorHAnsi" w:cstheme="majorBidi"/>
+      <w:rFonts/>
       <w:i/>
       <w:iCs/>
       <w:color w:val="4F81BD" w:themeColor="accent1"/>
@@ -1314,7 +1124,7 @@
     <w:uiPriority w:val="11"/>
     <w:rsid w:val="00FC693F"/>
     <w:rPr>
-      <w:rFonts w:asciiTheme="majorHAnsi" w:eastAsiaTheme="majorEastAsia" w:hAnsiTheme="majorHAnsi" w:cstheme="majorBidi"/>
+      <w:rFonts/>
       <w:i/>
       <w:iCs/>
       <w:color w:val="4F81BD" w:themeColor="accent1"/>
@@ -1439,8 +1249,15 @@
       <w:numPr>
         <w:numId w:val="1"/>
       </w:numPr>
+      <w:spacing w:after="120" w:line="259" w:lineRule="auto"/>
       <w:contextualSpacing/>
     </w:pPr>
+    <w:rPr>
+      <w:rFonts w:ascii="Times New Roman" w:hAnsi="Times New Roman"/>
+      <w:color w:val="000000"/>
+      <w:sz w:val="24"/>
+      <w:lang w:val="ru-RU"/>
+    </w:rPr>
   </w:style>
   <w:style w:type="paragraph" w:styleId="ListBullet2">
     <w:name w:val="List Bullet 2"/>
@@ -1612,7 +1429,7 @@
     <w:semiHidden/>
     <w:rsid w:val="00FC693F"/>
     <w:rPr>
-      <w:rFonts w:asciiTheme="majorHAnsi" w:eastAsiaTheme="majorEastAsia" w:hAnsiTheme="majorHAnsi" w:cstheme="majorBidi"/>
+      <w:rFonts/>
       <w:b/>
       <w:bCs/>
       <w:i/>
@@ -1628,7 +1445,7 @@
     <w:semiHidden/>
     <w:rsid w:val="00FC693F"/>
     <w:rPr>
-      <w:rFonts w:asciiTheme="majorHAnsi" w:eastAsiaTheme="majorEastAsia" w:hAnsiTheme="majorHAnsi" w:cstheme="majorBidi"/>
+      <w:rFonts/>
       <w:color w:val="243F60" w:themeColor="accent1" w:themeShade="7F"/>
     </w:rPr>
   </w:style>
@@ -1640,7 +1457,7 @@
     <w:semiHidden/>
     <w:rsid w:val="00FC693F"/>
     <w:rPr>
-      <w:rFonts w:asciiTheme="majorHAnsi" w:eastAsiaTheme="majorEastAsia" w:hAnsiTheme="majorHAnsi" w:cstheme="majorBidi"/>
+      <w:rFonts/>
       <w:i/>
       <w:iCs/>
       <w:color w:val="243F60" w:themeColor="accent1" w:themeShade="7F"/>
@@ -1654,7 +1471,7 @@
     <w:semiHidden/>
     <w:rsid w:val="00FC693F"/>
     <w:rPr>
-      <w:rFonts w:asciiTheme="majorHAnsi" w:eastAsiaTheme="majorEastAsia" w:hAnsiTheme="majorHAnsi" w:cstheme="majorBidi"/>
+      <w:rFonts/>
       <w:i/>
       <w:iCs/>
       <w:color w:val="404040" w:themeColor="text1" w:themeTint="BF"/>
@@ -1668,7 +1485,7 @@
     <w:semiHidden/>
     <w:rsid w:val="00FC693F"/>
     <w:rPr>
-      <w:rFonts w:asciiTheme="majorHAnsi" w:eastAsiaTheme="majorEastAsia" w:hAnsiTheme="majorHAnsi" w:cstheme="majorBidi"/>
+      <w:rFonts/>
       <w:color w:val="4F81BD" w:themeColor="accent1"/>
       <w:sz w:val="20"/>
       <w:szCs w:val="20"/>
@@ -1682,7 +1499,7 @@
     <w:semiHidden/>
     <w:rsid w:val="00FC693F"/>
     <w:rPr>
-      <w:rFonts w:asciiTheme="majorHAnsi" w:eastAsiaTheme="majorEastAsia" w:hAnsiTheme="majorHAnsi" w:cstheme="majorBidi"/>
+      <w:rFonts/>
       <w:i/>
       <w:iCs/>
       <w:color w:val="404040" w:themeColor="text1" w:themeTint="BF"/>
@@ -1741,9 +1558,6 @@
     <w:qFormat/>
     <w:rsid w:val="00FC693F"/>
     <w:pPr>
-      <w:pBdr>
-        <w:bottom w:val="single" w:sz="4" w:space="4" w:color="4F81BD" w:themeColor="accent1"/>
-      </w:pBdr>
       <w:spacing w:before="200" w:after="280"/>
       <w:ind w:left="936" w:right="936"/>
     </w:pPr>
@@ -3271,7 +3085,7 @@
         <w:spacing w:before="0" w:after="0" w:line="240" w:lineRule="auto"/>
       </w:pPr>
       <w:rPr>
-        <w:rFonts w:asciiTheme="majorHAnsi" w:eastAsiaTheme="majorEastAsia" w:hAnsiTheme="majorHAnsi" w:cstheme="majorBidi"/>
+        <w:rFonts/>
         <w:b/>
         <w:bCs/>
       </w:rPr>
@@ -3292,7 +3106,7 @@
         <w:spacing w:before="0" w:after="0" w:line="240" w:lineRule="auto"/>
       </w:pPr>
       <w:rPr>
-        <w:rFonts w:asciiTheme="majorHAnsi" w:eastAsiaTheme="majorEastAsia" w:hAnsiTheme="majorHAnsi" w:cstheme="majorBidi"/>
+        <w:rFonts/>
         <w:b/>
         <w:bCs/>
       </w:rPr>
@@ -3310,14 +3124,14 @@
     </w:tblStylePr>
     <w:tblStylePr w:type="firstCol">
       <w:rPr>
-        <w:rFonts w:asciiTheme="majorHAnsi" w:eastAsiaTheme="majorEastAsia" w:hAnsiTheme="majorHAnsi" w:cstheme="majorBidi"/>
+        <w:rFonts/>
         <w:b/>
         <w:bCs/>
       </w:rPr>
     </w:tblStylePr>
     <w:tblStylePr w:type="lastCol">
       <w:rPr>
-        <w:rFonts w:asciiTheme="majorHAnsi" w:eastAsiaTheme="majorEastAsia" w:hAnsiTheme="majorHAnsi" w:cstheme="majorBidi"/>
+        <w:rFonts/>
         <w:b/>
         <w:bCs/>
       </w:rPr>
@@ -3401,7 +3215,7 @@
         <w:spacing w:before="0" w:after="0" w:line="240" w:lineRule="auto"/>
       </w:pPr>
       <w:rPr>
-        <w:rFonts w:asciiTheme="majorHAnsi" w:eastAsiaTheme="majorEastAsia" w:hAnsiTheme="majorHAnsi" w:cstheme="majorBidi"/>
+        <w:rFonts/>
         <w:b/>
         <w:bCs/>
       </w:rPr>
@@ -3422,7 +3236,7 @@
         <w:spacing w:before="0" w:after="0" w:line="240" w:lineRule="auto"/>
       </w:pPr>
       <w:rPr>
-        <w:rFonts w:asciiTheme="majorHAnsi" w:eastAsiaTheme="majorEastAsia" w:hAnsiTheme="majorHAnsi" w:cstheme="majorBidi"/>
+        <w:rFonts/>
         <w:b/>
         <w:bCs/>
       </w:rPr>
@@ -3440,14 +3254,14 @@
     </w:tblStylePr>
     <w:tblStylePr w:type="firstCol">
       <w:rPr>
-        <w:rFonts w:asciiTheme="majorHAnsi" w:eastAsiaTheme="majorEastAsia" w:hAnsiTheme="majorHAnsi" w:cstheme="majorBidi"/>
+        <w:rFonts/>
         <w:b/>
         <w:bCs/>
       </w:rPr>
     </w:tblStylePr>
     <w:tblStylePr w:type="lastCol">
       <w:rPr>
-        <w:rFonts w:asciiTheme="majorHAnsi" w:eastAsiaTheme="majorEastAsia" w:hAnsiTheme="majorHAnsi" w:cstheme="majorBidi"/>
+        <w:rFonts/>
         <w:b/>
         <w:bCs/>
       </w:rPr>
@@ -3531,7 +3345,7 @@
         <w:spacing w:before="0" w:after="0" w:line="240" w:lineRule="auto"/>
       </w:pPr>
       <w:rPr>
-        <w:rFonts w:asciiTheme="majorHAnsi" w:eastAsiaTheme="majorEastAsia" w:hAnsiTheme="majorHAnsi" w:cstheme="majorBidi"/>
+        <w:rFonts/>
         <w:b/>
         <w:bCs/>
       </w:rPr>
@@ -3552,7 +3366,7 @@
         <w:spacing w:before="0" w:after="0" w:line="240" w:lineRule="auto"/>
       </w:pPr>
       <w:rPr>
-        <w:rFonts w:asciiTheme="majorHAnsi" w:eastAsiaTheme="majorEastAsia" w:hAnsiTheme="majorHAnsi" w:cstheme="majorBidi"/>
+        <w:rFonts/>
         <w:b/>
         <w:bCs/>
       </w:rPr>
@@ -3570,14 +3384,14 @@
     </w:tblStylePr>
     <w:tblStylePr w:type="firstCol">
       <w:rPr>
-        <w:rFonts w:asciiTheme="majorHAnsi" w:eastAsiaTheme="majorEastAsia" w:hAnsiTheme="majorHAnsi" w:cstheme="majorBidi"/>
+        <w:rFonts/>
         <w:b/>
         <w:bCs/>
       </w:rPr>
     </w:tblStylePr>
     <w:tblStylePr w:type="lastCol">
       <w:rPr>
-        <w:rFonts w:asciiTheme="majorHAnsi" w:eastAsiaTheme="majorEastAsia" w:hAnsiTheme="majorHAnsi" w:cstheme="majorBidi"/>
+        <w:rFonts/>
         <w:b/>
         <w:bCs/>
       </w:rPr>
@@ -3661,7 +3475,7 @@
         <w:spacing w:before="0" w:after="0" w:line="240" w:lineRule="auto"/>
       </w:pPr>
       <w:rPr>
-        <w:rFonts w:asciiTheme="majorHAnsi" w:eastAsiaTheme="majorEastAsia" w:hAnsiTheme="majorHAnsi" w:cstheme="majorBidi"/>
+        <w:rFonts/>
         <w:b/>
         <w:bCs/>
       </w:rPr>
@@ -3682,7 +3496,7 @@
         <w:spacing w:before="0" w:after="0" w:line="240" w:lineRule="auto"/>
       </w:pPr>
       <w:rPr>
-        <w:rFonts w:asciiTheme="majorHAnsi" w:eastAsiaTheme="majorEastAsia" w:hAnsiTheme="majorHAnsi" w:cstheme="majorBidi"/>
+        <w:rFonts/>
         <w:b/>
         <w:bCs/>
       </w:rPr>
@@ -3700,14 +3514,14 @@
     </w:tblStylePr>
     <w:tblStylePr w:type="firstCol">
       <w:rPr>
-        <w:rFonts w:asciiTheme="majorHAnsi" w:eastAsiaTheme="majorEastAsia" w:hAnsiTheme="majorHAnsi" w:cstheme="majorBidi"/>
+        <w:rFonts/>
         <w:b/>
         <w:bCs/>
       </w:rPr>
     </w:tblStylePr>
     <w:tblStylePr w:type="lastCol">
       <w:rPr>
-        <w:rFonts w:asciiTheme="majorHAnsi" w:eastAsiaTheme="majorEastAsia" w:hAnsiTheme="majorHAnsi" w:cstheme="majorBidi"/>
+        <w:rFonts/>
         <w:b/>
         <w:bCs/>
       </w:rPr>
@@ -3791,7 +3605,7 @@
         <w:spacing w:before="0" w:after="0" w:line="240" w:lineRule="auto"/>
       </w:pPr>
       <w:rPr>
-        <w:rFonts w:asciiTheme="majorHAnsi" w:eastAsiaTheme="majorEastAsia" w:hAnsiTheme="majorHAnsi" w:cstheme="majorBidi"/>
+        <w:rFonts/>
         <w:b/>
         <w:bCs/>
       </w:rPr>
@@ -3812,7 +3626,7 @@
         <w:spacing w:before="0" w:after="0" w:line="240" w:lineRule="auto"/>
       </w:pPr>
       <w:rPr>
-        <w:rFonts w:asciiTheme="majorHAnsi" w:eastAsiaTheme="majorEastAsia" w:hAnsiTheme="majorHAnsi" w:cstheme="majorBidi"/>
+        <w:rFonts/>
         <w:b/>
         <w:bCs/>
       </w:rPr>
@@ -3830,14 +3644,14 @@
     </w:tblStylePr>
     <w:tblStylePr w:type="firstCol">
       <w:rPr>
-        <w:rFonts w:asciiTheme="majorHAnsi" w:eastAsiaTheme="majorEastAsia" w:hAnsiTheme="majorHAnsi" w:cstheme="majorBidi"/>
+        <w:rFonts/>
         <w:b/>
         <w:bCs/>
       </w:rPr>
     </w:tblStylePr>
     <w:tblStylePr w:type="lastCol">
       <w:rPr>
-        <w:rFonts w:asciiTheme="majorHAnsi" w:eastAsiaTheme="majorEastAsia" w:hAnsiTheme="majorHAnsi" w:cstheme="majorBidi"/>
+        <w:rFonts/>
         <w:b/>
         <w:bCs/>
       </w:rPr>
@@ -3921,7 +3735,7 @@
         <w:spacing w:before="0" w:after="0" w:line="240" w:lineRule="auto"/>
       </w:pPr>
       <w:rPr>
-        <w:rFonts w:asciiTheme="majorHAnsi" w:eastAsiaTheme="majorEastAsia" w:hAnsiTheme="majorHAnsi" w:cstheme="majorBidi"/>
+        <w:rFonts/>
         <w:b/>
         <w:bCs/>
       </w:rPr>
@@ -3942,7 +3756,7 @@
         <w:spacing w:before="0" w:after="0" w:line="240" w:lineRule="auto"/>
       </w:pPr>
       <w:rPr>
-        <w:rFonts w:asciiTheme="majorHAnsi" w:eastAsiaTheme="majorEastAsia" w:hAnsiTheme="majorHAnsi" w:cstheme="majorBidi"/>
+        <w:rFonts/>
         <w:b/>
         <w:bCs/>
       </w:rPr>
@@ -3960,14 +3774,14 @@
     </w:tblStylePr>
     <w:tblStylePr w:type="firstCol">
       <w:rPr>
-        <w:rFonts w:asciiTheme="majorHAnsi" w:eastAsiaTheme="majorEastAsia" w:hAnsiTheme="majorHAnsi" w:cstheme="majorBidi"/>
+        <w:rFonts/>
         <w:b/>
         <w:bCs/>
       </w:rPr>
     </w:tblStylePr>
     <w:tblStylePr w:type="lastCol">
       <w:rPr>
-        <w:rFonts w:asciiTheme="majorHAnsi" w:eastAsiaTheme="majorEastAsia" w:hAnsiTheme="majorHAnsi" w:cstheme="majorBidi"/>
+        <w:rFonts/>
         <w:b/>
         <w:bCs/>
       </w:rPr>
@@ -4051,7 +3865,7 @@
         <w:spacing w:before="0" w:after="0" w:line="240" w:lineRule="auto"/>
       </w:pPr>
       <w:rPr>
-        <w:rFonts w:asciiTheme="majorHAnsi" w:eastAsiaTheme="majorEastAsia" w:hAnsiTheme="majorHAnsi" w:cstheme="majorBidi"/>
+        <w:rFonts/>
         <w:b/>
         <w:bCs/>
       </w:rPr>
@@ -4072,7 +3886,7 @@
         <w:spacing w:before="0" w:after="0" w:line="240" w:lineRule="auto"/>
       </w:pPr>
       <w:rPr>
-        <w:rFonts w:asciiTheme="majorHAnsi" w:eastAsiaTheme="majorEastAsia" w:hAnsiTheme="majorHAnsi" w:cstheme="majorBidi"/>
+        <w:rFonts/>
         <w:b/>
         <w:bCs/>
       </w:rPr>
@@ -4090,14 +3904,14 @@
     </w:tblStylePr>
     <w:tblStylePr w:type="firstCol">
       <w:rPr>
-        <w:rFonts w:asciiTheme="majorHAnsi" w:eastAsiaTheme="majorEastAsia" w:hAnsiTheme="majorHAnsi" w:cstheme="majorBidi"/>
+        <w:rFonts/>
         <w:b/>
         <w:bCs/>
       </w:rPr>
     </w:tblStylePr>
     <w:tblStylePr w:type="lastCol">
       <w:rPr>
-        <w:rFonts w:asciiTheme="majorHAnsi" w:eastAsiaTheme="majorEastAsia" w:hAnsiTheme="majorHAnsi" w:cstheme="majorBidi"/>
+        <w:rFonts/>
         <w:b/>
         <w:bCs/>
       </w:rPr>
@@ -5962,7 +5776,7 @@
     </w:tblPr>
     <w:tblStylePr w:type="firstRow">
       <w:rPr>
-        <w:rFonts w:asciiTheme="majorHAnsi" w:eastAsiaTheme="majorEastAsia" w:hAnsiTheme="majorHAnsi" w:cstheme="majorBidi"/>
+        <w:rFonts/>
       </w:rPr>
       <w:tblPr/>
       <w:tcPr>
@@ -6046,7 +5860,7 @@
     </w:tblPr>
     <w:tblStylePr w:type="firstRow">
       <w:rPr>
-        <w:rFonts w:asciiTheme="majorHAnsi" w:eastAsiaTheme="majorEastAsia" w:hAnsiTheme="majorHAnsi" w:cstheme="majorBidi"/>
+        <w:rFonts/>
       </w:rPr>
       <w:tblPr/>
       <w:tcPr>
@@ -6130,7 +5944,7 @@
     </w:tblPr>
     <w:tblStylePr w:type="firstRow">
       <w:rPr>
-        <w:rFonts w:asciiTheme="majorHAnsi" w:eastAsiaTheme="majorEastAsia" w:hAnsiTheme="majorHAnsi" w:cstheme="majorBidi"/>
+        <w:rFonts/>
       </w:rPr>
       <w:tblPr/>
       <w:tcPr>
@@ -6214,7 +6028,7 @@
     </w:tblPr>
     <w:tblStylePr w:type="firstRow">
       <w:rPr>
-        <w:rFonts w:asciiTheme="majorHAnsi" w:eastAsiaTheme="majorEastAsia" w:hAnsiTheme="majorHAnsi" w:cstheme="majorBidi"/>
+        <w:rFonts/>
       </w:rPr>
       <w:tblPr/>
       <w:tcPr>
@@ -6298,7 +6112,7 @@
     </w:tblPr>
     <w:tblStylePr w:type="firstRow">
       <w:rPr>
-        <w:rFonts w:asciiTheme="majorHAnsi" w:eastAsiaTheme="majorEastAsia" w:hAnsiTheme="majorHAnsi" w:cstheme="majorBidi"/>
+        <w:rFonts/>
       </w:rPr>
       <w:tblPr/>
       <w:tcPr>
@@ -6382,7 +6196,7 @@
     </w:tblPr>
     <w:tblStylePr w:type="firstRow">
       <w:rPr>
-        <w:rFonts w:asciiTheme="majorHAnsi" w:eastAsiaTheme="majorEastAsia" w:hAnsiTheme="majorHAnsi" w:cstheme="majorBidi"/>
+        <w:rFonts/>
       </w:rPr>
       <w:tblPr/>
       <w:tcPr>
@@ -6466,7 +6280,7 @@
     </w:tblPr>
     <w:tblStylePr w:type="firstRow">
       <w:rPr>
-        <w:rFonts w:asciiTheme="majorHAnsi" w:eastAsiaTheme="majorEastAsia" w:hAnsiTheme="majorHAnsi" w:cstheme="majorBidi"/>
+        <w:rFonts/>
       </w:rPr>
       <w:tblPr/>
       <w:tcPr>
@@ -6531,7 +6345,7 @@
       <w:spacing w:after="0" w:line="240" w:lineRule="auto"/>
     </w:pPr>
     <w:rPr>
-      <w:rFonts w:asciiTheme="majorHAnsi" w:eastAsiaTheme="majorEastAsia" w:hAnsiTheme="majorHAnsi" w:cstheme="majorBidi"/>
+      <w:rFonts/>
       <w:color w:val="000000" w:themeColor="text1"/>
     </w:rPr>
     <w:tblPr>
@@ -6659,7 +6473,7 @@
       <w:spacing w:after="0" w:line="240" w:lineRule="auto"/>
     </w:pPr>
     <w:rPr>
-      <w:rFonts w:asciiTheme="majorHAnsi" w:eastAsiaTheme="majorEastAsia" w:hAnsiTheme="majorHAnsi" w:cstheme="majorBidi"/>
+      <w:rFonts/>
       <w:color w:val="000000" w:themeColor="text1"/>
     </w:rPr>
     <w:tblPr>
@@ -6787,7 +6601,7 @@
       <w:spacing w:after="0" w:line="240" w:lineRule="auto"/>
     </w:pPr>
     <w:rPr>
-      <w:rFonts w:asciiTheme="majorHAnsi" w:eastAsiaTheme="majorEastAsia" w:hAnsiTheme="majorHAnsi" w:cstheme="majorBidi"/>
+      <w:rFonts/>
       <w:color w:val="000000" w:themeColor="text1"/>
     </w:rPr>
     <w:tblPr>
@@ -6915,7 +6729,7 @@
       <w:spacing w:after="0" w:line="240" w:lineRule="auto"/>
     </w:pPr>
     <w:rPr>
-      <w:rFonts w:asciiTheme="majorHAnsi" w:eastAsiaTheme="majorEastAsia" w:hAnsiTheme="majorHAnsi" w:cstheme="majorBidi"/>
+      <w:rFonts/>
       <w:color w:val="000000" w:themeColor="text1"/>
     </w:rPr>
     <w:tblPr>
@@ -7043,7 +6857,7 @@
       <w:spacing w:after="0" w:line="240" w:lineRule="auto"/>
     </w:pPr>
     <w:rPr>
-      <w:rFonts w:asciiTheme="majorHAnsi" w:eastAsiaTheme="majorEastAsia" w:hAnsiTheme="majorHAnsi" w:cstheme="majorBidi"/>
+      <w:rFonts/>
       <w:color w:val="000000" w:themeColor="text1"/>
     </w:rPr>
     <w:tblPr>
@@ -7171,7 +6985,7 @@
       <w:spacing w:after="0" w:line="240" w:lineRule="auto"/>
     </w:pPr>
     <w:rPr>
-      <w:rFonts w:asciiTheme="majorHAnsi" w:eastAsiaTheme="majorEastAsia" w:hAnsiTheme="majorHAnsi" w:cstheme="majorBidi"/>
+      <w:rFonts/>
       <w:color w:val="000000" w:themeColor="text1"/>
     </w:rPr>
     <w:tblPr>
@@ -7299,7 +7113,7 @@
       <w:spacing w:after="0" w:line="240" w:lineRule="auto"/>
     </w:pPr>
     <w:rPr>
-      <w:rFonts w:asciiTheme="majorHAnsi" w:eastAsiaTheme="majorEastAsia" w:hAnsiTheme="majorHAnsi" w:cstheme="majorBidi"/>
+      <w:rFonts/>
       <w:color w:val="000000" w:themeColor="text1"/>
     </w:rPr>
     <w:tblPr>
@@ -7938,7 +7752,7 @@
       <w:spacing w:after="0" w:line="240" w:lineRule="auto"/>
     </w:pPr>
     <w:rPr>
-      <w:rFonts w:asciiTheme="majorHAnsi" w:eastAsiaTheme="majorEastAsia" w:hAnsiTheme="majorHAnsi" w:cstheme="majorBidi"/>
+      <w:rFonts/>
       <w:color w:val="000000" w:themeColor="text1"/>
     </w:rPr>
     <w:tblPr>
@@ -8063,7 +7877,7 @@
       <w:spacing w:after="0" w:line="240" w:lineRule="auto"/>
     </w:pPr>
     <w:rPr>
-      <w:rFonts w:asciiTheme="majorHAnsi" w:eastAsiaTheme="majorEastAsia" w:hAnsiTheme="majorHAnsi" w:cstheme="majorBidi"/>
+      <w:rFonts/>
       <w:color w:val="000000" w:themeColor="text1"/>
     </w:rPr>
     <w:tblPr>
@@ -8188,7 +8002,7 @@
       <w:spacing w:after="0" w:line="240" w:lineRule="auto"/>
     </w:pPr>
     <w:rPr>
-      <w:rFonts w:asciiTheme="majorHAnsi" w:eastAsiaTheme="majorEastAsia" w:hAnsiTheme="majorHAnsi" w:cstheme="majorBidi"/>
+      <w:rFonts/>
       <w:color w:val="000000" w:themeColor="text1"/>
     </w:rPr>
     <w:tblPr>
@@ -8313,7 +8127,7 @@
       <w:spacing w:after="0" w:line="240" w:lineRule="auto"/>
     </w:pPr>
     <w:rPr>
-      <w:rFonts w:asciiTheme="majorHAnsi" w:eastAsiaTheme="majorEastAsia" w:hAnsiTheme="majorHAnsi" w:cstheme="majorBidi"/>
+      <w:rFonts/>
       <w:color w:val="000000" w:themeColor="text1"/>
     </w:rPr>
     <w:tblPr>
@@ -8438,7 +8252,7 @@
       <w:spacing w:after="0" w:line="240" w:lineRule="auto"/>
     </w:pPr>
     <w:rPr>
-      <w:rFonts w:asciiTheme="majorHAnsi" w:eastAsiaTheme="majorEastAsia" w:hAnsiTheme="majorHAnsi" w:cstheme="majorBidi"/>
+      <w:rFonts/>
       <w:color w:val="000000" w:themeColor="text1"/>
     </w:rPr>
     <w:tblPr>
@@ -8563,7 +8377,7 @@
       <w:spacing w:after="0" w:line="240" w:lineRule="auto"/>
     </w:pPr>
     <w:rPr>
-      <w:rFonts w:asciiTheme="majorHAnsi" w:eastAsiaTheme="majorEastAsia" w:hAnsiTheme="majorHAnsi" w:cstheme="majorBidi"/>
+      <w:rFonts/>
       <w:color w:val="000000" w:themeColor="text1"/>
     </w:rPr>
     <w:tblPr>
@@ -8688,7 +8502,7 @@
       <w:spacing w:after="0" w:line="240" w:lineRule="auto"/>
     </w:pPr>
     <w:rPr>
-      <w:rFonts w:asciiTheme="majorHAnsi" w:eastAsiaTheme="majorEastAsia" w:hAnsiTheme="majorHAnsi" w:cstheme="majorBidi"/>
+      <w:rFonts/>
       <w:color w:val="000000" w:themeColor="text1"/>
     </w:rPr>
     <w:tblPr>
